--- a/ОтчетЛОАИЗЛаб2.docx
+++ b/ОтчетЛОАИЗЛаб2.docx
@@ -1200,8 +1200,8 @@
         <w:lastRenderedPageBreak/>
         <w:drawing>
           <wp:inline distT="0" distB="0" distL="0" distR="0">
-            <wp:extent cx="4105392" cy="2156347"/>
-            <wp:effectExtent l="19050" t="0" r="9408" b="0"/>
+            <wp:extent cx="3724275" cy="1956166"/>
+            <wp:effectExtent l="19050" t="0" r="9525" b="0"/>
             <wp:docPr id="1" name="Рисунок 1"/>
             <wp:cNvGraphicFramePr>
               <a:graphicFrameLocks xmlns:a="http://schemas.openxmlformats.org/drawingml/2006/main" noChangeAspect="1"/>
@@ -1225,7 +1225,7 @@
                   <pic:spPr bwMode="auto">
                     <a:xfrm>
                       <a:off x="0" y="0"/>
-                      <a:ext cx="4107860" cy="2157643"/>
+                      <a:ext cx="3732913" cy="1960703"/>
                     </a:xfrm>
                     <a:prstGeom prst="rect">
                       <a:avLst/>
@@ -1407,8 +1407,8 @@
         </w:rPr>
         <w:drawing>
           <wp:inline distT="0" distB="0" distL="0" distR="0">
-            <wp:extent cx="4822731" cy="1492417"/>
-            <wp:effectExtent l="19050" t="0" r="0" b="0"/>
+            <wp:extent cx="4010025" cy="1240922"/>
+            <wp:effectExtent l="19050" t="0" r="9525" b="0"/>
             <wp:docPr id="4" name="Рисунок 4"/>
             <wp:cNvGraphicFramePr>
               <a:graphicFrameLocks xmlns:a="http://schemas.openxmlformats.org/drawingml/2006/main" noChangeAspect="1"/>
@@ -1432,7 +1432,7 @@
                   <pic:spPr bwMode="auto">
                     <a:xfrm>
                       <a:off x="0" y="0"/>
-                      <a:ext cx="4836341" cy="1496629"/>
+                      <a:ext cx="4023912" cy="1245219"/>
                     </a:xfrm>
                     <a:prstGeom prst="rect">
                       <a:avLst/>
@@ -1472,8 +1472,8 @@
         </w:rPr>
         <w:drawing>
           <wp:inline distT="0" distB="0" distL="0" distR="0">
-            <wp:extent cx="4816475" cy="680720"/>
-            <wp:effectExtent l="19050" t="0" r="3175" b="0"/>
+            <wp:extent cx="4010025" cy="566743"/>
+            <wp:effectExtent l="19050" t="0" r="9525" b="0"/>
             <wp:docPr id="7" name="Рисунок 7"/>
             <wp:cNvGraphicFramePr>
               <a:graphicFrameLocks xmlns:a="http://schemas.openxmlformats.org/drawingml/2006/main" noChangeAspect="1"/>
@@ -1497,7 +1497,7 @@
                   <pic:spPr bwMode="auto">
                     <a:xfrm>
                       <a:off x="0" y="0"/>
-                      <a:ext cx="4816475" cy="680720"/>
+                      <a:ext cx="4036382" cy="570468"/>
                     </a:xfrm>
                     <a:prstGeom prst="rect">
                       <a:avLst/>
@@ -1560,8 +1560,8 @@
         </w:rPr>
         <w:drawing>
           <wp:inline distT="0" distB="0" distL="0" distR="0">
-            <wp:extent cx="4634837" cy="2852382"/>
-            <wp:effectExtent l="19050" t="0" r="13363" b="5118"/>
+            <wp:extent cx="4219575" cy="2524125"/>
+            <wp:effectExtent l="19050" t="0" r="9525" b="0"/>
             <wp:docPr id="2" name="Диаграмма 2"/>
             <wp:cNvGraphicFramePr/>
             <a:graphic xmlns:a="http://schemas.openxmlformats.org/drawingml/2006/main">
@@ -1575,6 +1575,8 @@
     </w:p>
     <w:p>
       <w:pPr>
+        <w:pStyle w:val="a5"/>
+        <w:ind w:left="1429"/>
         <w:jc w:val="both"/>
         <w:rPr>
           <w:rFonts w:ascii="Times New Roman" w:hAnsi="Times New Roman" w:cs="Times New Roman"/>
@@ -1585,9 +1587,73 @@
       <w:r>
         <w:rPr>
           <w:rFonts w:ascii="Times New Roman" w:hAnsi="Times New Roman" w:cs="Times New Roman"/>
-          <w:sz w:val="28"/>
-          <w:szCs w:val="28"/>
-        </w:rPr>
+          <w:noProof/>
+          <w:sz w:val="28"/>
+          <w:szCs w:val="28"/>
+        </w:rPr>
+        <w:drawing>
+          <wp:inline distT="0" distB="0" distL="0" distR="0">
+            <wp:extent cx="2257425" cy="1514475"/>
+            <wp:effectExtent l="19050" t="0" r="9525" b="0"/>
+            <wp:docPr id="3" name="Рисунок 1"/>
+            <wp:cNvGraphicFramePr>
+              <a:graphicFrameLocks xmlns:a="http://schemas.openxmlformats.org/drawingml/2006/main" noChangeAspect="1"/>
+            </wp:cNvGraphicFramePr>
+            <a:graphic xmlns:a="http://schemas.openxmlformats.org/drawingml/2006/main">
+              <a:graphicData uri="http://schemas.openxmlformats.org/drawingml/2006/picture">
+                <pic:pic xmlns:pic="http://schemas.openxmlformats.org/drawingml/2006/picture">
+                  <pic:nvPicPr>
+                    <pic:cNvPr id="0" name="Picture 1"/>
+                    <pic:cNvPicPr>
+                      <a:picLocks noChangeAspect="1" noChangeArrowheads="1"/>
+                    </pic:cNvPicPr>
+                  </pic:nvPicPr>
+                  <pic:blipFill>
+                    <a:blip r:embed="rId9"/>
+                    <a:srcRect/>
+                    <a:stretch>
+                      <a:fillRect/>
+                    </a:stretch>
+                  </pic:blipFill>
+                  <pic:spPr bwMode="auto">
+                    <a:xfrm>
+                      <a:off x="0" y="0"/>
+                      <a:ext cx="2257425" cy="1514475"/>
+                    </a:xfrm>
+                    <a:prstGeom prst="rect">
+                      <a:avLst/>
+                    </a:prstGeom>
+                    <a:noFill/>
+                    <a:ln w="9525">
+                      <a:noFill/>
+                      <a:miter lim="800000"/>
+                      <a:headEnd/>
+                      <a:tailEnd/>
+                    </a:ln>
+                  </pic:spPr>
+                </pic:pic>
+              </a:graphicData>
+            </a:graphic>
+          </wp:inline>
+        </w:drawing>
+      </w:r>
+    </w:p>
+    <w:p>
+      <w:pPr>
+        <w:jc w:val="both"/>
+        <w:rPr>
+          <w:rFonts w:ascii="Times New Roman" w:hAnsi="Times New Roman" w:cs="Times New Roman"/>
+          <w:sz w:val="28"/>
+          <w:szCs w:val="28"/>
+        </w:rPr>
+      </w:pPr>
+      <w:r>
+        <w:rPr>
+          <w:rFonts w:ascii="Times New Roman" w:hAnsi="Times New Roman" w:cs="Times New Roman"/>
+          <w:sz w:val="28"/>
+          <w:szCs w:val="28"/>
+        </w:rPr>
+        <w:lastRenderedPageBreak/>
         <w:tab/>
         <w:t>Задание 2:</w:t>
       </w:r>
@@ -1608,7 +1674,6 @@
           <w:sz w:val="28"/>
           <w:szCs w:val="28"/>
         </w:rPr>
-        <w:lastRenderedPageBreak/>
         <w:t>Когда 10000 элементов:</w:t>
       </w:r>
     </w:p>
@@ -3097,7 +3162,7 @@
                     </pic:cNvPicPr>
                   </pic:nvPicPr>
                   <pic:blipFill>
-                    <a:blip r:embed="rId9"/>
+                    <a:blip r:embed="rId10"/>
                     <a:srcRect/>
                     <a:stretch>
                       <a:fillRect/>
@@ -3203,7 +3268,7 @@
         </w:rPr>
         <w:drawing>
           <wp:inline distT="0" distB="0" distL="0" distR="0">
-            <wp:extent cx="4848225" cy="3457575"/>
+            <wp:extent cx="4276725" cy="3050003"/>
             <wp:effectExtent l="19050" t="0" r="9525" b="0"/>
             <wp:docPr id="8" name="Рисунок 4"/>
             <wp:cNvGraphicFramePr>
@@ -3219,7 +3284,7 @@
                     </pic:cNvPicPr>
                   </pic:nvPicPr>
                   <pic:blipFill>
-                    <a:blip r:embed="rId10"/>
+                    <a:blip r:embed="rId11"/>
                     <a:srcRect/>
                     <a:stretch>
                       <a:fillRect/>
@@ -3228,7 +3293,7 @@
                   <pic:spPr bwMode="auto">
                     <a:xfrm>
                       <a:off x="0" y="0"/>
-                      <a:ext cx="4848225" cy="3457575"/>
+                      <a:ext cx="4276725" cy="3050003"/>
                     </a:xfrm>
                     <a:prstGeom prst="rect">
                       <a:avLst/>
@@ -3310,7 +3375,7 @@
                     </pic:cNvPicPr>
                   </pic:nvPicPr>
                   <pic:blipFill>
-                    <a:blip r:embed="rId11"/>
+                    <a:blip r:embed="rId12"/>
                     <a:srcRect/>
                     <a:stretch>
                       <a:fillRect/>
@@ -3381,7 +3446,7 @@
                     </pic:cNvPicPr>
                   </pic:nvPicPr>
                   <pic:blipFill>
-                    <a:blip r:embed="rId12"/>
+                    <a:blip r:embed="rId13"/>
                     <a:srcRect/>
                     <a:stretch>
                       <a:fillRect/>
@@ -3437,7 +3502,6 @@
         <w:jc w:val="both"/>
         <w:rPr>
           <w:rFonts w:ascii="Times New Roman" w:hAnsi="Times New Roman" w:cs="Times New Roman"/>
-          <w:color w:val="000000"/>
           <w:sz w:val="28"/>
           <w:szCs w:val="28"/>
         </w:rPr>
@@ -3485,7 +3549,116 @@
           <w:sz w:val="28"/>
           <w:szCs w:val="28"/>
         </w:rPr>
-        <w:t>, а время сортировки зависит от используемого алгоритма и типа исходного массива. Полученные результаты позволяют сравнить практическое время работы алгоритмов с их теоретической сложностью.</w:t>
+        <w:t xml:space="preserve">, а время сортировки зависит от используемого алгоритма и типа исходного массива. Полученные результаты </w:t>
+      </w:r>
+      <w:r>
+        <w:rPr>
+          <w:rFonts w:ascii="Times New Roman" w:hAnsi="Times New Roman" w:cs="Times New Roman"/>
+          <w:sz w:val="28"/>
+          <w:szCs w:val="28"/>
+        </w:rPr>
+        <w:t>позволяют сравнить практическое время работы алгоритмов с их теоретической сложностью.</w:t>
+      </w:r>
+    </w:p>
+    <w:p>
+      <w:pPr>
+        <w:ind w:firstLine="709"/>
+        <w:jc w:val="both"/>
+        <w:rPr>
+          <w:rFonts w:ascii="Times New Roman" w:hAnsi="Times New Roman" w:cs="Times New Roman"/>
+          <w:color w:val="000000" w:themeColor="text1"/>
+          <w:sz w:val="36"/>
+          <w:szCs w:val="28"/>
+        </w:rPr>
+      </w:pPr>
+      <w:r>
+        <w:rPr>
+          <w:rFonts w:ascii="Times New Roman" w:hAnsi="Times New Roman" w:cs="Times New Roman"/>
+          <w:color w:val="000000" w:themeColor="text1"/>
+          <w:sz w:val="28"/>
+        </w:rPr>
+        <w:t xml:space="preserve">Лидер — </w:t>
+      </w:r>
+      <w:proofErr w:type="spellStart"/>
+      <w:r>
+        <w:rPr>
+          <w:rFonts w:ascii="Times New Roman" w:hAnsi="Times New Roman" w:cs="Times New Roman"/>
+          <w:color w:val="000000" w:themeColor="text1"/>
+          <w:sz w:val="28"/>
+        </w:rPr>
+        <w:t>Qs</w:t>
+      </w:r>
+      <w:proofErr w:type="spellEnd"/>
+      <w:r>
+        <w:rPr>
+          <w:rFonts w:ascii="Times New Roman" w:hAnsi="Times New Roman" w:cs="Times New Roman"/>
+          <w:color w:val="000000" w:themeColor="text1"/>
+          <w:sz w:val="28"/>
+        </w:rPr>
+        <w:t xml:space="preserve">: Самый быстрый и стабильный алгоритм на всех типах данных и объемах. </w:t>
+      </w:r>
+      <w:proofErr w:type="spellStart"/>
+      <w:r>
+        <w:rPr>
+          <w:rFonts w:ascii="Times New Roman" w:hAnsi="Times New Roman" w:cs="Times New Roman"/>
+          <w:color w:val="000000" w:themeColor="text1"/>
+          <w:sz w:val="28"/>
+        </w:rPr>
+        <w:t>Qsort</w:t>
+      </w:r>
+      <w:proofErr w:type="spellEnd"/>
+      <w:r>
+        <w:rPr>
+          <w:rFonts w:ascii="Times New Roman" w:hAnsi="Times New Roman" w:cs="Times New Roman"/>
+          <w:color w:val="000000" w:themeColor="text1"/>
+          <w:sz w:val="28"/>
+        </w:rPr>
+        <w:t xml:space="preserve"> — надежная альтернатива: Показывает предсказуемое время работы, но стабильно уступает </w:t>
+      </w:r>
+      <w:proofErr w:type="spellStart"/>
+      <w:r>
+        <w:rPr>
+          <w:rFonts w:ascii="Times New Roman" w:hAnsi="Times New Roman" w:cs="Times New Roman"/>
+          <w:color w:val="000000" w:themeColor="text1"/>
+          <w:sz w:val="28"/>
+        </w:rPr>
+        <w:t>Qs</w:t>
+      </w:r>
+      <w:proofErr w:type="spellEnd"/>
+      <w:r>
+        <w:rPr>
+          <w:rFonts w:ascii="Times New Roman" w:hAnsi="Times New Roman" w:cs="Times New Roman"/>
+          <w:color w:val="000000" w:themeColor="text1"/>
+          <w:sz w:val="28"/>
+        </w:rPr>
+        <w:t xml:space="preserve"> в скорости. </w:t>
+      </w:r>
+      <w:proofErr w:type="spellStart"/>
+      <w:r>
+        <w:rPr>
+          <w:rFonts w:ascii="Times New Roman" w:hAnsi="Times New Roman" w:cs="Times New Roman"/>
+          <w:color w:val="000000" w:themeColor="text1"/>
+          <w:sz w:val="28"/>
+        </w:rPr>
+        <w:t>Shell</w:t>
+      </w:r>
+      <w:proofErr w:type="spellEnd"/>
+      <w:r>
+        <w:rPr>
+          <w:rFonts w:ascii="Times New Roman" w:hAnsi="Times New Roman" w:cs="Times New Roman"/>
+          <w:color w:val="000000" w:themeColor="text1"/>
+          <w:sz w:val="28"/>
+        </w:rPr>
+        <w:t xml:space="preserve"> — худший выбор для больших данных: Катастрофически замедляется на случайных и убывающих </w:t>
+      </w:r>
+      <w:r>
+        <w:rPr>
+          <w:rFonts w:ascii="Times New Roman" w:hAnsi="Times New Roman" w:cs="Times New Roman"/>
+          <w:color w:val="000000" w:themeColor="text1"/>
+          <w:sz w:val="28"/>
+        </w:rPr>
+        <w:lastRenderedPageBreak/>
+        <w:t>массивах (до 20 сек на 50 000 элементов). Его использование оправдано только для небольших или уже отсортированных массивов.</w:t>
       </w:r>
     </w:p>
     <w:p>
@@ -4566,22 +4739,22 @@
                 <c:formatCode>General</c:formatCode>
                 <c:ptCount val="7"/>
                 <c:pt idx="0">
-                  <c:v>2.0000000000000022E-3</c:v>
+                  <c:v>2.0000000000000013E-3</c:v>
                 </c:pt>
                 <c:pt idx="1">
-                  <c:v>1.9000000000000017E-2</c:v>
+                  <c:v>1.900000000000001E-2</c:v>
                 </c:pt>
                 <c:pt idx="2">
-                  <c:v>0.11700000000000006</c:v>
+                  <c:v>0.11700000000000003</c:v>
                 </c:pt>
                 <c:pt idx="3">
                   <c:v>2.0630000000000002</c:v>
                 </c:pt>
                 <c:pt idx="4">
-                  <c:v>21.288999999999977</c:v>
+                  <c:v>21.288999999999984</c:v>
                 </c:pt>
                 <c:pt idx="5">
-                  <c:v>264.73599999999959</c:v>
+                  <c:v>264.73599999999976</c:v>
                 </c:pt>
                 <c:pt idx="6" formatCode="0.0000">
                   <c:v>2112</c:v>
@@ -4599,7 +4772,7 @@
               <c:strCache>
                 <c:ptCount val="1"/>
                 <c:pt idx="0">
-                  <c:v>Теоррия</c:v>
+                  <c:v>Теория</c:v>
                 </c:pt>
               </c:strCache>
             </c:strRef>
@@ -4643,10 +4816,10 @@
                 <c:formatCode>General</c:formatCode>
                 <c:ptCount val="7"/>
                 <c:pt idx="0">
-                  <c:v>2.0000000000000022E-3</c:v>
+                  <c:v>2.0000000000000013E-3</c:v>
                 </c:pt>
                 <c:pt idx="1">
-                  <c:v>1.6000000000000018E-2</c:v>
+                  <c:v>1.6000000000000011E-2</c:v>
                 </c:pt>
                 <c:pt idx="2">
                   <c:v>0.128</c:v>
@@ -4668,24 +4841,24 @@
           </c:val>
         </c:ser>
         <c:marker val="1"/>
-        <c:axId val="40651776"/>
-        <c:axId val="40653568"/>
+        <c:axId val="96097024"/>
+        <c:axId val="96098560"/>
       </c:lineChart>
       <c:catAx>
-        <c:axId val="40651776"/>
+        <c:axId val="96097024"/>
         <c:scaling>
           <c:orientation val="minMax"/>
         </c:scaling>
         <c:axPos val="b"/>
         <c:tickLblPos val="nextTo"/>
-        <c:crossAx val="40653568"/>
+        <c:crossAx val="96098560"/>
         <c:crosses val="autoZero"/>
         <c:auto val="1"/>
         <c:lblAlgn val="ctr"/>
         <c:lblOffset val="100"/>
       </c:catAx>
       <c:valAx>
-        <c:axId val="40653568"/>
+        <c:axId val="96098560"/>
         <c:scaling>
           <c:orientation val="minMax"/>
         </c:scaling>
@@ -4693,7 +4866,7 @@
         <c:majorGridlines/>
         <c:numFmt formatCode="General" sourceLinked="1"/>
         <c:tickLblPos val="nextTo"/>
-        <c:crossAx val="40651776"/>
+        <c:crossAx val="96097024"/>
         <c:crosses val="autoZero"/>
         <c:crossBetween val="between"/>
       </c:valAx>
